--- a/Projet VPN, Collaborator Guide.docx
+++ b/Projet VPN, Collaborator Guide.docx
@@ -148,6 +148,60 @@
         <w:t xml:space="preserve">Il peut ensuite laisser la console de commande de coté pour retourner sur son navigateur et procéder à ses activités. </w:t>
       </w:r>
     </w:p>
+    <w:p>
+      <w:pPr>
+        <w:pStyle w:val="Titre2"/>
+        <w:numPr>
+          <w:ilvl w:val="0"/>
+          <w:numId w:val="1"/>
+        </w:numPr>
+      </w:pPr>
+      <w:proofErr w:type="spellStart"/>
+      <w:r>
+        <w:t>Corporate</w:t>
+      </w:r>
+      <w:proofErr w:type="spellEnd"/>
+      <w:r>
+        <w:t xml:space="preserve"> files</w:t>
+      </w:r>
+    </w:p>
+    <w:p>
+      <w:r>
+        <w:t xml:space="preserve">Pour accéder </w:t>
+      </w:r>
+      <w:proofErr w:type="gramStart"/>
+      <w:r>
+        <w:t>aux fichier</w:t>
+      </w:r>
+      <w:proofErr w:type="gramEnd"/>
+      <w:r>
+        <w:t xml:space="preserve">, le collaborateur doit aller dans son gestionnaire de fichier aller dans autre connexion, ajouter : </w:t>
+      </w:r>
+    </w:p>
+    <w:p>
+      <w:r>
+        <w:t>smb://172.27.224.1/CompanyFiles</w:t>
+      </w:r>
+    </w:p>
+    <w:p>
+      <w:proofErr w:type="gramStart"/>
+      <w:r>
+        <w:t>de</w:t>
+      </w:r>
+      <w:proofErr w:type="gramEnd"/>
+      <w:r>
+        <w:t xml:space="preserve"> là il pourra regarder </w:t>
+      </w:r>
+      <w:proofErr w:type="spellStart"/>
+      <w:r>
+        <w:t>tout</w:t>
+      </w:r>
+      <w:proofErr w:type="spellEnd"/>
+      <w:r>
+        <w:t xml:space="preserve"> ses fichiers</w:t>
+      </w:r>
+    </w:p>
+    <w:p/>
     <w:sectPr>
       <w:pgSz w:w="11906" w:h="16838"/>
       <w:pgMar w:top="1417" w:right="1417" w:bottom="1417" w:left="1417" w:header="708" w:footer="708" w:gutter="0"/>
